--- a/CoverPage.docx
+++ b/CoverPage.docx
@@ -500,14 +500,47 @@
           <w:szCs w:val="40"/>
           <w:u w:val="single"/>
         </w:rPr>
-        <w:t xml:space="preserve"> Management System</w:t>
+        <w:t xml:space="preserve"> Management</w:t>
+      </w:r>
+      <w:r>
+        <w:rPr>
+          <w:b/>
+          <w:bCs/>
+          <w:spacing w:val="-2"/>
+          <w:sz w:val="40"/>
+          <w:szCs w:val="40"/>
+          <w:u w:val="single"/>
+        </w:rPr>
+        <w:t xml:space="preserve"> and Attendance </w:t>
+      </w:r>
+      <w:r>
+        <w:rPr>
+          <w:b/>
+          <w:bCs/>
+          <w:spacing w:val="-2"/>
+          <w:sz w:val="40"/>
+          <w:szCs w:val="40"/>
+          <w:u w:val="single"/>
+        </w:rPr>
+        <w:t>Syste</w:t>
+      </w:r>
+      <w:r>
+        <w:rPr>
+          <w:b/>
+          <w:bCs/>
+          <w:spacing w:val="-2"/>
+          <w:sz w:val="40"/>
+          <w:szCs w:val="40"/>
+          <w:u w:val="single"/>
+        </w:rPr>
+        <w:t xml:space="preserve">m </w:t>
       </w:r>
     </w:p>
     <w:p>
       <w:pPr>
         <w:pStyle w:val="BodyText"/>
-        <w:spacing w:line="360" w:lineRule="auto"/>
-        <w:ind w:left="2880" w:right="2407" w:firstLine="720"/>
+        <w:spacing w:line="276" w:lineRule="auto"/>
+        <w:ind w:left="1440" w:right="2407"/>
         <w:jc w:val="center"/>
         <w:rPr>
           <w:b/>
@@ -515,6 +548,7 @@
           <w:spacing w:val="-2"/>
           <w:sz w:val="40"/>
           <w:szCs w:val="40"/>
+          <w:u w:val="single"/>
         </w:rPr>
       </w:pPr>
     </w:p>
@@ -629,6 +663,9 @@
           <w:sz w:val="32"/>
           <w:szCs w:val="32"/>
         </w:rPr>
+        <w:t xml:space="preserve">      </w:t>
+      </w:r>
+      <w:r>
         <w:t xml:space="preserve">                                      </w:t>
       </w:r>
       <w:r>
@@ -636,21 +673,51 @@
           <w:sz w:val="32"/>
           <w:szCs w:val="32"/>
         </w:rPr>
-        <w:t xml:space="preserve">      </w:t>
-      </w:r>
-      <w:r>
-        <w:rPr>
-          <w:sz w:val="32"/>
-          <w:szCs w:val="32"/>
-        </w:rPr>
-        <w:t xml:space="preserve"> </w:t>
-      </w:r>
-      <w:r>
-        <w:rPr>
-          <w:sz w:val="32"/>
-          <w:szCs w:val="32"/>
-        </w:rPr>
-        <w:t>Pawan KC</w:t>
+        <w:t>C- Programming Sir</w:t>
+      </w:r>
+    </w:p>
+    <w:p>
+      <w:pPr>
+        <w:pStyle w:val="BodyText"/>
+        <w:tabs>
+          <w:tab w:val="left" w:pos="5648"/>
+        </w:tabs>
+        <w:spacing w:line="360" w:lineRule="auto"/>
+        <w:ind w:left="6" w:right="768" w:hanging="6"/>
+        <w:jc w:val="both"/>
+        <w:rPr>
+          <w:sz w:val="32"/>
+          <w:szCs w:val="32"/>
+        </w:rPr>
+      </w:pPr>
+      <w:r>
+        <w:rPr>
+          <w:sz w:val="32"/>
+          <w:szCs w:val="32"/>
+        </w:rPr>
+        <w:t>Dipesh Dahal</w:t>
+      </w:r>
+    </w:p>
+    <w:p>
+      <w:pPr>
+        <w:pStyle w:val="BodyText"/>
+        <w:tabs>
+          <w:tab w:val="left" w:pos="5648"/>
+        </w:tabs>
+        <w:spacing w:line="360" w:lineRule="auto"/>
+        <w:ind w:left="6" w:right="768" w:hanging="6"/>
+        <w:jc w:val="both"/>
+        <w:rPr>
+          <w:sz w:val="32"/>
+          <w:szCs w:val="32"/>
+        </w:rPr>
+      </w:pPr>
+      <w:r>
+        <w:rPr>
+          <w:sz w:val="32"/>
+          <w:szCs w:val="32"/>
+        </w:rPr>
+        <w:t>Aayush Timalsina</w:t>
       </w:r>
     </w:p>
     <w:p>
@@ -1142,7 +1209,6 @@
   <w:style w:type="character" w:default="1" w:styleId="DefaultParagraphFont">
     <w:name w:val="Default Paragraph Font"/>
     <w:uiPriority w:val="1"/>
-    <w:semiHidden/>
     <w:unhideWhenUsed/>
   </w:style>
   <w:style w:type="table" w:default="1" w:styleId="TableNormal">

--- a/CoverPage.docx
+++ b/CoverPage.docx
@@ -15,7 +15,7 @@
           <w:sz w:val="20"/>
         </w:rPr>
         <w:drawing>
-          <wp:anchor distT="0" distB="0" distL="0" distR="0" simplePos="0" relativeHeight="251659264" behindDoc="1" locked="0" layoutInCell="1" allowOverlap="1" wp14:anchorId="3174AFF3" wp14:editId="6E0B2182">
+          <wp:anchor distT="0" distB="0" distL="0" distR="0" simplePos="0" relativeHeight="251659264" behindDoc="1" locked="0" layoutInCell="1" allowOverlap="1" wp14:anchorId="3174AFF3" wp14:editId="0B9748A7">
             <wp:simplePos x="0" y="0"/>
             <wp:positionH relativeFrom="page">
               <wp:posOffset>3215640</wp:posOffset>
@@ -245,193 +245,1008 @@
     <w:p>
       <w:pPr>
         <w:pStyle w:val="BodyText"/>
-        <w:spacing w:before="223" w:line="276" w:lineRule="auto"/>
+        <w:spacing w:line="276" w:lineRule="auto"/>
+        <w:ind w:left="2772" w:right="2407"/>
+        <w:jc w:val="center"/>
+        <w:rPr>
+          <w:spacing w:val="-2"/>
+        </w:rPr>
+      </w:pPr>
+    </w:p>
+    <w:p>
+      <w:pPr>
+        <w:pStyle w:val="BodyText"/>
+        <w:spacing w:line="276" w:lineRule="auto"/>
+        <w:ind w:left="2772" w:right="2407"/>
+        <w:jc w:val="center"/>
+        <w:rPr>
+          <w:spacing w:val="-2"/>
+        </w:rPr>
+      </w:pPr>
+    </w:p>
+    <w:p>
+      <w:pPr>
+        <w:pStyle w:val="BodyText"/>
+        <w:spacing w:line="276" w:lineRule="auto"/>
+        <w:ind w:left="2772" w:right="2407"/>
+        <w:jc w:val="center"/>
+        <w:rPr>
+          <w:spacing w:val="-2"/>
+        </w:rPr>
+      </w:pPr>
+    </w:p>
+    <w:p>
+      <w:pPr>
+        <w:pStyle w:val="BodyText"/>
+        <w:spacing w:line="276" w:lineRule="auto"/>
         <w:ind w:right="2407"/>
-        <w:jc w:val="both"/>
-        <w:rPr>
-          <w:spacing w:val="-2"/>
-        </w:rPr>
-      </w:pPr>
-      <w:r>
-        <w:rPr>
+        <w:rPr>
+          <w:spacing w:val="-2"/>
+        </w:rPr>
+      </w:pPr>
+    </w:p>
+    <w:p>
+      <w:pPr>
+        <w:pStyle w:val="BodyText"/>
+        <w:spacing w:line="276" w:lineRule="auto"/>
+        <w:ind w:left="2772" w:right="2407"/>
+        <w:jc w:val="center"/>
+        <w:rPr>
+          <w:spacing w:val="-2"/>
+        </w:rPr>
+      </w:pPr>
+    </w:p>
+    <w:p>
+      <w:pPr>
+        <w:pStyle w:val="BodyText"/>
+        <w:spacing w:line="276" w:lineRule="auto"/>
+        <w:ind w:left="2772" w:right="2407"/>
+        <w:jc w:val="center"/>
+        <w:rPr>
+          <w:b/>
+          <w:bCs/>
+          <w:spacing w:val="-2"/>
+          <w:sz w:val="32"/>
+          <w:szCs w:val="32"/>
+        </w:rPr>
+      </w:pPr>
+      <w:r>
+        <w:rPr>
+          <w:b/>
+          <w:bCs/>
+          <w:spacing w:val="-2"/>
+          <w:sz w:val="32"/>
+          <w:szCs w:val="32"/>
+        </w:rPr>
+        <w:t>Project</w:t>
+      </w:r>
+      <w:r>
+        <w:rPr>
+          <w:b/>
+          <w:bCs/>
+          <w:spacing w:val="-2"/>
+          <w:sz w:val="32"/>
+          <w:szCs w:val="32"/>
+        </w:rPr>
+        <w:t xml:space="preserve"> Work in C</w:t>
+      </w:r>
+    </w:p>
+    <w:p>
+      <w:pPr>
+        <w:pStyle w:val="BodyText"/>
+        <w:spacing w:line="276" w:lineRule="auto"/>
+        <w:ind w:left="2772" w:right="2407"/>
+        <w:jc w:val="center"/>
+        <w:rPr>
+          <w:b/>
+          <w:bCs/>
+          <w:spacing w:val="-2"/>
+          <w:sz w:val="32"/>
+          <w:szCs w:val="32"/>
+        </w:rPr>
+      </w:pPr>
+      <w:r>
+        <w:rPr>
+          <w:b/>
+          <w:bCs/>
+          <w:spacing w:val="-2"/>
+          <w:sz w:val="32"/>
+          <w:szCs w:val="32"/>
+        </w:rPr>
+        <w:t>Student Management and</w:t>
+      </w:r>
+    </w:p>
+    <w:p>
+      <w:pPr>
+        <w:pStyle w:val="BodyText"/>
+        <w:spacing w:line="276" w:lineRule="auto"/>
+        <w:ind w:left="2772" w:right="2407"/>
+        <w:jc w:val="center"/>
+        <w:rPr>
+          <w:b/>
+          <w:bCs/>
+          <w:spacing w:val="-2"/>
+          <w:sz w:val="32"/>
+          <w:szCs w:val="32"/>
+        </w:rPr>
+      </w:pPr>
+      <w:r>
+        <w:rPr>
+          <w:b/>
+          <w:bCs/>
+          <w:spacing w:val="-2"/>
+          <w:sz w:val="32"/>
+          <w:szCs w:val="32"/>
+        </w:rPr>
+        <w:t>Attendance System</w:t>
+      </w:r>
+    </w:p>
+    <w:p>
+      <w:pPr>
+        <w:pStyle w:val="BodyText"/>
+        <w:spacing w:line="276" w:lineRule="auto"/>
+        <w:ind w:left="2772" w:right="2407"/>
+        <w:jc w:val="center"/>
+        <w:rPr>
+          <w:b/>
+          <w:bCs/>
+          <w:spacing w:val="-2"/>
+          <w:sz w:val="32"/>
+          <w:szCs w:val="32"/>
+        </w:rPr>
+      </w:pPr>
+    </w:p>
+    <w:p>
+      <w:pPr>
+        <w:pStyle w:val="BodyText"/>
+        <w:spacing w:line="276" w:lineRule="auto"/>
+        <w:ind w:left="2772" w:right="2407"/>
+        <w:jc w:val="center"/>
+        <w:rPr>
+          <w:b/>
+          <w:bCs/>
+          <w:spacing w:val="-2"/>
+          <w:sz w:val="32"/>
+          <w:szCs w:val="32"/>
+        </w:rPr>
+      </w:pPr>
+    </w:p>
+    <w:p>
+      <w:pPr>
+        <w:pStyle w:val="BodyText"/>
+        <w:spacing w:line="276" w:lineRule="auto"/>
+        <w:ind w:left="2772" w:right="2407"/>
+        <w:jc w:val="center"/>
+        <w:rPr>
+          <w:b/>
+          <w:bCs/>
+          <w:spacing w:val="-2"/>
+          <w:sz w:val="32"/>
+          <w:szCs w:val="32"/>
+        </w:rPr>
+      </w:pPr>
+    </w:p>
+    <w:p>
+      <w:pPr>
+        <w:pStyle w:val="BodyText"/>
+        <w:spacing w:line="276" w:lineRule="auto"/>
+        <w:ind w:left="2772" w:right="2407"/>
+        <w:jc w:val="center"/>
+        <w:rPr>
+          <w:b/>
+          <w:bCs/>
+          <w:spacing w:val="-2"/>
+          <w:sz w:val="32"/>
+          <w:szCs w:val="32"/>
+        </w:rPr>
+      </w:pPr>
+      <w:r>
+        <w:rPr>
+          <w:b/>
+          <w:bCs/>
           <w:noProof/>
           <w:spacing w:val="-2"/>
+          <w:sz w:val="32"/>
+          <w:szCs w:val="32"/>
         </w:rPr>
         <mc:AlternateContent>
-          <mc:Choice Requires="wpc">
+          <mc:Choice Requires="wps">
             <w:drawing>
-              <wp:inline distT="0" distB="0" distL="0" distR="0" wp14:anchorId="78CE1BEE" wp14:editId="1B566A53">
-                <wp:extent cx="5486400" cy="3200400"/>
-                <wp:effectExtent l="0" t="0" r="0" b="0"/>
-                <wp:docPr id="4" name="Canvas 4"/>
+              <wp:anchor distT="45720" distB="45720" distL="114300" distR="114300" simplePos="0" relativeHeight="251661312" behindDoc="0" locked="0" layoutInCell="1" allowOverlap="1" wp14:anchorId="121CFA58" wp14:editId="2045B5CA">
+                <wp:simplePos x="0" y="0"/>
+                <wp:positionH relativeFrom="column">
+                  <wp:posOffset>-480060</wp:posOffset>
+                </wp:positionH>
+                <wp:positionV relativeFrom="paragraph">
+                  <wp:posOffset>450850</wp:posOffset>
+                </wp:positionV>
+                <wp:extent cx="3703320" cy="3611880"/>
+                <wp:effectExtent l="0" t="0" r="0" b="7620"/>
+                <wp:wrapSquare wrapText="bothSides"/>
+                <wp:docPr id="217" name="Text Box 2"/>
                 <wp:cNvGraphicFramePr>
-                  <a:graphicFrameLocks xmlns:a="http://schemas.openxmlformats.org/drawingml/2006/main" noChangeAspect="1"/>
+                  <a:graphicFrameLocks xmlns:a="http://schemas.openxmlformats.org/drawingml/2006/main"/>
                 </wp:cNvGraphicFramePr>
                 <a:graphic xmlns:a="http://schemas.openxmlformats.org/drawingml/2006/main">
-                  <a:graphicData uri="http://schemas.microsoft.com/office/word/2010/wordprocessingCanvas">
-                    <wpc:wpc>
-                      <wpc:bg>
+                  <a:graphicData uri="http://schemas.microsoft.com/office/word/2010/wordprocessingShape">
+                    <wps:wsp>
+                      <wps:cNvSpPr txBox="1">
+                        <a:spLocks noChangeArrowheads="1"/>
+                      </wps:cNvSpPr>
+                      <wps:spPr bwMode="auto">
+                        <a:xfrm>
+                          <a:off x="0" y="0"/>
+                          <a:ext cx="3703320" cy="3611880"/>
+                        </a:xfrm>
+                        <a:prstGeom prst="rect">
+                          <a:avLst/>
+                        </a:prstGeom>
                         <a:solidFill>
-                          <a:prstClr val="white"/>
+                          <a:srgbClr val="FFFFFF"/>
                         </a:solidFill>
-                      </wpc:bg>
-                      <wpc:whole/>
-                      <wps:wsp>
-                        <wps:cNvPr id="5" name="Straight Connector 5"/>
-                        <wps:cNvCnPr/>
-                        <wps:spPr>
-                          <a:xfrm>
-                            <a:off x="2887980" y="137160"/>
-                            <a:ext cx="0" cy="2804160"/>
-                          </a:xfrm>
-                          <a:prstGeom prst="line">
-                            <a:avLst/>
-                          </a:prstGeom>
-                          <a:ln>
-                            <a:solidFill>
-                              <a:schemeClr val="tx1"/>
-                            </a:solidFill>
-                          </a:ln>
-                        </wps:spPr>
-                        <wps:style>
-                          <a:lnRef idx="1">
-                            <a:schemeClr val="dk1"/>
-                          </a:lnRef>
-                          <a:fillRef idx="0">
-                            <a:schemeClr val="dk1"/>
-                          </a:fillRef>
-                          <a:effectRef idx="0">
-                            <a:schemeClr val="dk1"/>
-                          </a:effectRef>
-                          <a:fontRef idx="minor">
-                            <a:schemeClr val="tx1"/>
-                          </a:fontRef>
-                        </wps:style>
-                        <wps:bodyPr/>
-                      </wps:wsp>
-                      <wps:wsp>
-                        <wps:cNvPr id="6" name="Straight Connector 6"/>
-                        <wps:cNvCnPr/>
-                        <wps:spPr>
-                          <a:xfrm>
-                            <a:off x="3293700" y="485140"/>
-                            <a:ext cx="0" cy="2057400"/>
-                          </a:xfrm>
-                          <a:prstGeom prst="line">
-                            <a:avLst/>
-                          </a:prstGeom>
-                          <a:ln>
-                            <a:solidFill>
-                              <a:schemeClr val="tx1"/>
-                            </a:solidFill>
-                          </a:ln>
-                        </wps:spPr>
-                        <wps:style>
-                          <a:lnRef idx="1">
-                            <a:schemeClr val="dk1"/>
-                          </a:lnRef>
-                          <a:fillRef idx="0">
-                            <a:schemeClr val="dk1"/>
-                          </a:fillRef>
-                          <a:effectRef idx="0">
-                            <a:schemeClr val="dk1"/>
-                          </a:effectRef>
-                          <a:fontRef idx="minor">
-                            <a:schemeClr val="tx1"/>
-                          </a:fontRef>
-                        </wps:style>
-                        <wps:bodyPr/>
-                      </wps:wsp>
-                      <wps:wsp>
-                        <wps:cNvPr id="7" name="Straight Connector 7"/>
-                        <wps:cNvCnPr/>
-                        <wps:spPr>
-                          <a:xfrm>
-                            <a:off x="2567940" y="485140"/>
-                            <a:ext cx="0" cy="2057400"/>
-                          </a:xfrm>
-                          <a:prstGeom prst="line">
-                            <a:avLst/>
-                          </a:prstGeom>
-                          <a:ln>
-                            <a:solidFill>
-                              <a:schemeClr val="tx1"/>
-                            </a:solidFill>
-                          </a:ln>
-                        </wps:spPr>
-                        <wps:style>
-                          <a:lnRef idx="1">
-                            <a:schemeClr val="dk1"/>
-                          </a:lnRef>
-                          <a:fillRef idx="0">
-                            <a:schemeClr val="dk1"/>
-                          </a:fillRef>
-                          <a:effectRef idx="0">
-                            <a:schemeClr val="dk1"/>
-                          </a:effectRef>
-                          <a:fontRef idx="minor">
-                            <a:schemeClr val="tx1"/>
-                          </a:fontRef>
-                        </wps:style>
-                        <wps:bodyPr/>
-                      </wps:wsp>
-                    </wpc:wpc>
+                        <a:ln w="9525">
+                          <a:noFill/>
+                          <a:miter lim="800000"/>
+                          <a:headEnd/>
+                          <a:tailEnd/>
+                        </a:ln>
+                      </wps:spPr>
+                      <wps:txbx>
+                        <w:txbxContent>
+                          <w:p>
+                            <w:pPr>
+                              <w:pStyle w:val="BodyText"/>
+                              <w:spacing w:line="276" w:lineRule="auto"/>
+                              <w:ind w:right="2407"/>
+                              <w:rPr>
+                                <w:b/>
+                                <w:bCs/>
+                                <w:spacing w:val="-2"/>
+                                <w:sz w:val="32"/>
+                                <w:szCs w:val="32"/>
+                              </w:rPr>
+                            </w:pPr>
+                            <w:r>
+                              <w:rPr>
+                                <w:b/>
+                                <w:bCs/>
+                                <w:spacing w:val="-2"/>
+                                <w:sz w:val="32"/>
+                                <w:szCs w:val="32"/>
+                              </w:rPr>
+                              <w:t>SUBMITTED BY:</w:t>
+                            </w:r>
+                          </w:p>
+                          <w:p>
+                            <w:pPr>
+                              <w:pStyle w:val="BodyText"/>
+                              <w:spacing w:line="276" w:lineRule="auto"/>
+                              <w:ind w:right="2407"/>
+                              <w:rPr>
+                                <w:spacing w:val="-2"/>
+                              </w:rPr>
+                            </w:pPr>
+                            <w:r>
+                              <w:rPr>
+                                <w:spacing w:val="-2"/>
+                              </w:rPr>
+                              <w:t>Pallav Bhattarai</w:t>
+                            </w:r>
+                            <w:r>
+                              <w:rPr>
+                                <w:spacing w:val="-2"/>
+                              </w:rPr>
+                              <w:t xml:space="preserve"> (</w:t>
+                            </w:r>
+                            <w:r>
+                              <w:rPr>
+                                <w:spacing w:val="-2"/>
+                              </w:rPr>
+                              <w:t>312794</w:t>
+                            </w:r>
+                            <w:r>
+                              <w:rPr>
+                                <w:spacing w:val="-2"/>
+                              </w:rPr>
+                              <w:t>)</w:t>
+                            </w:r>
+                          </w:p>
+                          <w:p>
+                            <w:pPr>
+                              <w:pStyle w:val="BodyText"/>
+                              <w:spacing w:line="276" w:lineRule="auto"/>
+                              <w:ind w:right="2407"/>
+                              <w:rPr>
+                                <w:spacing w:val="-2"/>
+                              </w:rPr>
+                            </w:pPr>
+                            <w:r>
+                              <w:rPr>
+                                <w:spacing w:val="-2"/>
+                              </w:rPr>
+                              <w:t>Registration No:</w:t>
+                            </w:r>
+                          </w:p>
+                          <w:p>
+                            <w:pPr>
+                              <w:pStyle w:val="BodyText"/>
+                              <w:spacing w:line="276" w:lineRule="auto"/>
+                              <w:ind w:right="2407"/>
+                              <w:rPr>
+                                <w:spacing w:val="-2"/>
+                              </w:rPr>
+                            </w:pPr>
+                            <w:r>
+                              <w:rPr>
+                                <w:spacing w:val="-2"/>
+                              </w:rPr>
+                              <w:t>024-3-2-07345-2025</w:t>
+                            </w:r>
+                          </w:p>
+                          <w:p>
+                            <w:pPr>
+                              <w:pStyle w:val="BodyText"/>
+                              <w:spacing w:line="276" w:lineRule="auto"/>
+                              <w:ind w:right="2407"/>
+                              <w:rPr>
+                                <w:spacing w:val="-2"/>
+                              </w:rPr>
+                            </w:pPr>
+                            <w:r>
+                              <w:rPr>
+                                <w:spacing w:val="-2"/>
+                              </w:rPr>
+                              <w:t>Dipesh Dahal</w:t>
+                            </w:r>
+                            <w:r>
+                              <w:rPr>
+                                <w:spacing w:val="-2"/>
+                              </w:rPr>
+                              <w:t xml:space="preserve"> (</w:t>
+                            </w:r>
+                            <w:r>
+                              <w:rPr>
+                                <w:spacing w:val="-2"/>
+                              </w:rPr>
+                              <w:t>312787</w:t>
+                            </w:r>
+                            <w:r>
+                              <w:rPr>
+                                <w:spacing w:val="-2"/>
+                              </w:rPr>
+                              <w:t>)</w:t>
+                            </w:r>
+                          </w:p>
+                          <w:p>
+                            <w:pPr>
+                              <w:pStyle w:val="BodyText"/>
+                              <w:spacing w:line="276" w:lineRule="auto"/>
+                              <w:ind w:right="2407"/>
+                              <w:rPr>
+                                <w:spacing w:val="-2"/>
+                              </w:rPr>
+                            </w:pPr>
+                            <w:r>
+                              <w:rPr>
+                                <w:spacing w:val="-2"/>
+                              </w:rPr>
+                              <w:t>Registration No:</w:t>
+                            </w:r>
+                          </w:p>
+                          <w:p>
+                            <w:pPr>
+                              <w:pStyle w:val="BodyText"/>
+                              <w:spacing w:line="276" w:lineRule="auto"/>
+                              <w:ind w:right="2407"/>
+                              <w:rPr>
+                                <w:spacing w:val="-2"/>
+                              </w:rPr>
+                            </w:pPr>
+                            <w:r>
+                              <w:rPr>
+                                <w:spacing w:val="-2"/>
+                              </w:rPr>
+                              <w:t>024-3-2-07338-2025</w:t>
+                            </w:r>
+                          </w:p>
+                          <w:p>
+                            <w:pPr>
+                              <w:pStyle w:val="BodyText"/>
+                              <w:spacing w:line="276" w:lineRule="auto"/>
+                              <w:ind w:right="2407"/>
+                              <w:rPr>
+                                <w:spacing w:val="-2"/>
+                              </w:rPr>
+                            </w:pPr>
+                            <w:r>
+                              <w:rPr>
+                                <w:spacing w:val="-2"/>
+                              </w:rPr>
+                              <w:t>Aayush Timalsina</w:t>
+                            </w:r>
+                            <w:r>
+                              <w:rPr>
+                                <w:spacing w:val="-2"/>
+                              </w:rPr>
+                              <w:t xml:space="preserve"> (</w:t>
+                            </w:r>
+                            <w:r>
+                              <w:rPr>
+                                <w:spacing w:val="-2"/>
+                              </w:rPr>
+                              <w:t>313718</w:t>
+                            </w:r>
+                            <w:r>
+                              <w:rPr>
+                                <w:spacing w:val="-2"/>
+                              </w:rPr>
+                              <w:t>)</w:t>
+                            </w:r>
+                          </w:p>
+                          <w:p>
+                            <w:pPr>
+                              <w:pStyle w:val="BodyText"/>
+                              <w:spacing w:line="276" w:lineRule="auto"/>
+                              <w:ind w:right="2407"/>
+                              <w:rPr>
+                                <w:spacing w:val="-2"/>
+                              </w:rPr>
+                            </w:pPr>
+                            <w:r>
+                              <w:rPr>
+                                <w:spacing w:val="-2"/>
+                              </w:rPr>
+                              <w:t>Registration No:</w:t>
+                            </w:r>
+                          </w:p>
+                          <w:p>
+                            <w:pPr>
+                              <w:pStyle w:val="BodyText"/>
+                              <w:spacing w:line="276" w:lineRule="auto"/>
+                              <w:ind w:right="2407"/>
+                              <w:rPr>
+                                <w:spacing w:val="-2"/>
+                              </w:rPr>
+                            </w:pPr>
+                            <w:r>
+                              <w:rPr>
+                                <w:spacing w:val="-2"/>
+                              </w:rPr>
+                              <w:t>024-3-2-07336-2025</w:t>
+                            </w:r>
+                          </w:p>
+                          <w:p>
+                            <w:pPr>
+                              <w:pStyle w:val="BodyText"/>
+                              <w:spacing w:line="276" w:lineRule="auto"/>
+                              <w:ind w:right="2407"/>
+                              <w:rPr>
+                                <w:spacing w:val="-2"/>
+                              </w:rPr>
+                            </w:pPr>
+                            <w:r>
+                              <w:rPr>
+                                <w:spacing w:val="-2"/>
+                              </w:rPr>
+                              <w:t>BCA-IT</w:t>
+                            </w:r>
+                          </w:p>
+                          <w:p>
+                            <w:pPr>
+                              <w:pStyle w:val="BodyText"/>
+                              <w:spacing w:line="276" w:lineRule="auto"/>
+                              <w:ind w:right="2407"/>
+                              <w:rPr>
+                                <w:spacing w:val="-2"/>
+                              </w:rPr>
+                            </w:pPr>
+                            <w:r>
+                              <w:rPr>
+                                <w:spacing w:val="-2"/>
+                              </w:rPr>
+                              <w:t>1</w:t>
+                            </w:r>
+                            <w:r>
+                              <w:rPr>
+                                <w:spacing w:val="-2"/>
+                                <w:vertAlign w:val="superscript"/>
+                              </w:rPr>
+                              <w:t>st</w:t>
+                            </w:r>
+                            <w:r>
+                              <w:rPr>
+                                <w:spacing w:val="-2"/>
+                              </w:rPr>
+                              <w:t xml:space="preserve"> Semester</w:t>
+                            </w:r>
+                          </w:p>
+                        </w:txbxContent>
+                      </wps:txbx>
+                      <wps:bodyPr rot="0" vert="horz" wrap="square" lIns="91440" tIns="45720" rIns="91440" bIns="45720" anchor="t" anchorCtr="0">
+                        <a:noAutofit/>
+                      </wps:bodyPr>
+                    </wps:wsp>
                   </a:graphicData>
                 </a:graphic>
-              </wp:inline>
+                <wp14:sizeRelH relativeFrom="margin">
+                  <wp14:pctWidth>0</wp14:pctWidth>
+                </wp14:sizeRelH>
+                <wp14:sizeRelV relativeFrom="margin">
+                  <wp14:pctHeight>0</wp14:pctHeight>
+                </wp14:sizeRelV>
+              </wp:anchor>
             </w:drawing>
           </mc:Choice>
           <mc:Fallback>
             <w:pict>
-              <v:group w14:anchorId="68290F3C" id="Canvas 4" o:spid="_x0000_s1026" editas="canvas" style="width:6in;height:252pt;mso-position-horizontal-relative:char;mso-position-vertical-relative:line" coordsize="54864,32004" o:gfxdata="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">
-                <v:shapetype id="_x0000_t75" coordsize="21600,21600" o:spt="75" o:preferrelative="t" path="m@4@5l@4@11@9@11@9@5xe" filled="f" stroked="f">
-                  <v:stroke joinstyle="miter"/>
-                  <v:formulas>
-                    <v:f eqn="if lineDrawn pixelLineWidth 0"/>
-                    <v:f eqn="sum @0 1 0"/>
-                    <v:f eqn="sum 0 0 @1"/>
-                    <v:f eqn="prod @2 1 2"/>
-                    <v:f eqn="prod @3 21600 pixelWidth"/>
-                    <v:f eqn="prod @3 21600 pixelHeight"/>
-                    <v:f eqn="sum @0 0 1"/>
-                    <v:f eqn="prod @6 1 2"/>
-                    <v:f eqn="prod @7 21600 pixelWidth"/>
-                    <v:f eqn="sum @8 21600 0"/>
-                    <v:f eqn="prod @7 21600 pixelHeight"/>
-                    <v:f eqn="sum @10 21600 0"/>
-                  </v:formulas>
-                  <v:path o:extrusionok="f" gradientshapeok="t" o:connecttype="rect"/>
-                  <o:lock v:ext="edit" aspectratio="t"/>
-                </v:shapetype>
-                <v:shape id="_x0000_s1027" type="#_x0000_t75" style="position:absolute;width:54864;height:32004;visibility:visible;mso-wrap-style:square" filled="t">
-                  <v:fill o:detectmouseclick="t"/>
-                  <v:path o:connecttype="none"/>
-                </v:shape>
-                <v:line id="Straight Connector 5" o:spid="_x0000_s1028" style="position:absolute;visibility:visible;mso-wrap-style:square" from="28879,1371" to="28879,29413" o:connectortype="straight" o:gfxdata="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" strokecolor="black [3213]"/>
-                <v:line id="Straight Connector 6" o:spid="_x0000_s1029" style="position:absolute;visibility:visible;mso-wrap-style:square" from="32937,4851" to="32937,25425" o:connectortype="straight" o:gfxdata="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" strokecolor="black [3213]"/>
-                <v:line id="Straight Connector 7" o:spid="_x0000_s1030" style="position:absolute;visibility:visible;mso-wrap-style:square" from="25679,4851" to="25679,25425" o:connectortype="straight" o:gfxdata="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" strokecolor="black [3213]"/>
-                <w10:anchorlock/>
-              </v:group>
+              <v:shapetype w14:anchorId="121CFA58" id="_x0000_t202" coordsize="21600,21600" o:spt="202" path="m,l,21600r21600,l21600,xe">
+                <v:stroke joinstyle="miter"/>
+                <v:path gradientshapeok="t" o:connecttype="rect"/>
+              </v:shapetype>
+              <v:shape id="Text Box 2" o:spid="_x0000_s1026" type="#_x0000_t202" style="position:absolute;left:0;text-align:left;margin-left:-37.8pt;margin-top:35.5pt;width:291.6pt;height:284.4pt;z-index:251661312;visibility:visible;mso-wrap-style:square;mso-width-percent:0;mso-height-percent:0;mso-wrap-distance-left:9pt;mso-wrap-distance-top:3.6pt;mso-wrap-distance-right:9pt;mso-wrap-distance-bottom:3.6pt;mso-position-horizontal:absolute;mso-position-horizontal-relative:text;mso-position-vertical:absolute;mso-position-vertical-relative:text;mso-width-percent:0;mso-height-percent:0;mso-width-relative:margin;mso-height-relative:margin;v-text-anchor:top" o:gfxdata="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" stroked="f">
+                <v:textbox>
+                  <w:txbxContent>
+                    <w:p>
+                      <w:pPr>
+                        <w:pStyle w:val="BodyText"/>
+                        <w:spacing w:line="276" w:lineRule="auto"/>
+                        <w:ind w:right="2407"/>
+                        <w:rPr>
+                          <w:b/>
+                          <w:bCs/>
+                          <w:spacing w:val="-2"/>
+                          <w:sz w:val="32"/>
+                          <w:szCs w:val="32"/>
+                        </w:rPr>
+                      </w:pPr>
+                      <w:r>
+                        <w:rPr>
+                          <w:b/>
+                          <w:bCs/>
+                          <w:spacing w:val="-2"/>
+                          <w:sz w:val="32"/>
+                          <w:szCs w:val="32"/>
+                        </w:rPr>
+                        <w:t>SUBMITTED BY:</w:t>
+                      </w:r>
+                    </w:p>
+                    <w:p>
+                      <w:pPr>
+                        <w:pStyle w:val="BodyText"/>
+                        <w:spacing w:line="276" w:lineRule="auto"/>
+                        <w:ind w:right="2407"/>
+                        <w:rPr>
+                          <w:spacing w:val="-2"/>
+                        </w:rPr>
+                      </w:pPr>
+                      <w:r>
+                        <w:rPr>
+                          <w:spacing w:val="-2"/>
+                        </w:rPr>
+                        <w:t>Pallav Bhattarai</w:t>
+                      </w:r>
+                      <w:r>
+                        <w:rPr>
+                          <w:spacing w:val="-2"/>
+                        </w:rPr>
+                        <w:t xml:space="preserve"> (</w:t>
+                      </w:r>
+                      <w:r>
+                        <w:rPr>
+                          <w:spacing w:val="-2"/>
+                        </w:rPr>
+                        <w:t>312794</w:t>
+                      </w:r>
+                      <w:r>
+                        <w:rPr>
+                          <w:spacing w:val="-2"/>
+                        </w:rPr>
+                        <w:t>)</w:t>
+                      </w:r>
+                    </w:p>
+                    <w:p>
+                      <w:pPr>
+                        <w:pStyle w:val="BodyText"/>
+                        <w:spacing w:line="276" w:lineRule="auto"/>
+                        <w:ind w:right="2407"/>
+                        <w:rPr>
+                          <w:spacing w:val="-2"/>
+                        </w:rPr>
+                      </w:pPr>
+                      <w:r>
+                        <w:rPr>
+                          <w:spacing w:val="-2"/>
+                        </w:rPr>
+                        <w:t>Registration No:</w:t>
+                      </w:r>
+                    </w:p>
+                    <w:p>
+                      <w:pPr>
+                        <w:pStyle w:val="BodyText"/>
+                        <w:spacing w:line="276" w:lineRule="auto"/>
+                        <w:ind w:right="2407"/>
+                        <w:rPr>
+                          <w:spacing w:val="-2"/>
+                        </w:rPr>
+                      </w:pPr>
+                      <w:r>
+                        <w:rPr>
+                          <w:spacing w:val="-2"/>
+                        </w:rPr>
+                        <w:t>024-3-2-07345-2025</w:t>
+                      </w:r>
+                    </w:p>
+                    <w:p>
+                      <w:pPr>
+                        <w:pStyle w:val="BodyText"/>
+                        <w:spacing w:line="276" w:lineRule="auto"/>
+                        <w:ind w:right="2407"/>
+                        <w:rPr>
+                          <w:spacing w:val="-2"/>
+                        </w:rPr>
+                      </w:pPr>
+                      <w:r>
+                        <w:rPr>
+                          <w:spacing w:val="-2"/>
+                        </w:rPr>
+                        <w:t>Dipesh Dahal</w:t>
+                      </w:r>
+                      <w:r>
+                        <w:rPr>
+                          <w:spacing w:val="-2"/>
+                        </w:rPr>
+                        <w:t xml:space="preserve"> (</w:t>
+                      </w:r>
+                      <w:r>
+                        <w:rPr>
+                          <w:spacing w:val="-2"/>
+                        </w:rPr>
+                        <w:t>312787</w:t>
+                      </w:r>
+                      <w:r>
+                        <w:rPr>
+                          <w:spacing w:val="-2"/>
+                        </w:rPr>
+                        <w:t>)</w:t>
+                      </w:r>
+                    </w:p>
+                    <w:p>
+                      <w:pPr>
+                        <w:pStyle w:val="BodyText"/>
+                        <w:spacing w:line="276" w:lineRule="auto"/>
+                        <w:ind w:right="2407"/>
+                        <w:rPr>
+                          <w:spacing w:val="-2"/>
+                        </w:rPr>
+                      </w:pPr>
+                      <w:r>
+                        <w:rPr>
+                          <w:spacing w:val="-2"/>
+                        </w:rPr>
+                        <w:t>Registration No:</w:t>
+                      </w:r>
+                    </w:p>
+                    <w:p>
+                      <w:pPr>
+                        <w:pStyle w:val="BodyText"/>
+                        <w:spacing w:line="276" w:lineRule="auto"/>
+                        <w:ind w:right="2407"/>
+                        <w:rPr>
+                          <w:spacing w:val="-2"/>
+                        </w:rPr>
+                      </w:pPr>
+                      <w:r>
+                        <w:rPr>
+                          <w:spacing w:val="-2"/>
+                        </w:rPr>
+                        <w:t>024-3-2-07338-2025</w:t>
+                      </w:r>
+                    </w:p>
+                    <w:p>
+                      <w:pPr>
+                        <w:pStyle w:val="BodyText"/>
+                        <w:spacing w:line="276" w:lineRule="auto"/>
+                        <w:ind w:right="2407"/>
+                        <w:rPr>
+                          <w:spacing w:val="-2"/>
+                        </w:rPr>
+                      </w:pPr>
+                      <w:r>
+                        <w:rPr>
+                          <w:spacing w:val="-2"/>
+                        </w:rPr>
+                        <w:t>Aayush Timalsina</w:t>
+                      </w:r>
+                      <w:r>
+                        <w:rPr>
+                          <w:spacing w:val="-2"/>
+                        </w:rPr>
+                        <w:t xml:space="preserve"> (</w:t>
+                      </w:r>
+                      <w:r>
+                        <w:rPr>
+                          <w:spacing w:val="-2"/>
+                        </w:rPr>
+                        <w:t>313718</w:t>
+                      </w:r>
+                      <w:r>
+                        <w:rPr>
+                          <w:spacing w:val="-2"/>
+                        </w:rPr>
+                        <w:t>)</w:t>
+                      </w:r>
+                    </w:p>
+                    <w:p>
+                      <w:pPr>
+                        <w:pStyle w:val="BodyText"/>
+                        <w:spacing w:line="276" w:lineRule="auto"/>
+                        <w:ind w:right="2407"/>
+                        <w:rPr>
+                          <w:spacing w:val="-2"/>
+                        </w:rPr>
+                      </w:pPr>
+                      <w:r>
+                        <w:rPr>
+                          <w:spacing w:val="-2"/>
+                        </w:rPr>
+                        <w:t>Registration No:</w:t>
+                      </w:r>
+                    </w:p>
+                    <w:p>
+                      <w:pPr>
+                        <w:pStyle w:val="BodyText"/>
+                        <w:spacing w:line="276" w:lineRule="auto"/>
+                        <w:ind w:right="2407"/>
+                        <w:rPr>
+                          <w:spacing w:val="-2"/>
+                        </w:rPr>
+                      </w:pPr>
+                      <w:r>
+                        <w:rPr>
+                          <w:spacing w:val="-2"/>
+                        </w:rPr>
+                        <w:t>024-3-2-07336-2025</w:t>
+                      </w:r>
+                    </w:p>
+                    <w:p>
+                      <w:pPr>
+                        <w:pStyle w:val="BodyText"/>
+                        <w:spacing w:line="276" w:lineRule="auto"/>
+                        <w:ind w:right="2407"/>
+                        <w:rPr>
+                          <w:spacing w:val="-2"/>
+                        </w:rPr>
+                      </w:pPr>
+                      <w:r>
+                        <w:rPr>
+                          <w:spacing w:val="-2"/>
+                        </w:rPr>
+                        <w:t>BCA-IT</w:t>
+                      </w:r>
+                    </w:p>
+                    <w:p>
+                      <w:pPr>
+                        <w:pStyle w:val="BodyText"/>
+                        <w:spacing w:line="276" w:lineRule="auto"/>
+                        <w:ind w:right="2407"/>
+                        <w:rPr>
+                          <w:spacing w:val="-2"/>
+                        </w:rPr>
+                      </w:pPr>
+                      <w:r>
+                        <w:rPr>
+                          <w:spacing w:val="-2"/>
+                        </w:rPr>
+                        <w:t>1</w:t>
+                      </w:r>
+                      <w:r>
+                        <w:rPr>
+                          <w:spacing w:val="-2"/>
+                          <w:vertAlign w:val="superscript"/>
+                        </w:rPr>
+                        <w:t>st</w:t>
+                      </w:r>
+                      <w:r>
+                        <w:rPr>
+                          <w:spacing w:val="-2"/>
+                        </w:rPr>
+                        <w:t xml:space="preserve"> Semester</w:t>
+                      </w:r>
+                    </w:p>
+                  </w:txbxContent>
+                </v:textbox>
+                <w10:wrap type="square"/>
+              </v:shape>
             </w:pict>
           </mc:Fallback>
         </mc:AlternateContent>
       </w:r>
-    </w:p>
-    <w:p>
-      <w:pPr>
-        <w:pStyle w:val="BodyText"/>
-        <w:spacing w:line="276" w:lineRule="auto"/>
-        <w:ind w:left="2880" w:right="2407"/>
+      <w:r>
         <w:rPr>
           <w:b/>
           <w:bCs/>
+          <w:noProof/>
           <w:spacing w:val="-2"/>
           <w:sz w:val="40"/>
           <w:szCs w:val="40"/>
           <w:u w:val="single"/>
         </w:rPr>
-      </w:pPr>
-      <w:r>
+        <mc:AlternateContent>
+          <mc:Choice Requires="wps">
+            <w:drawing>
+              <wp:anchor distT="45720" distB="45720" distL="114300" distR="114300" simplePos="0" relativeHeight="251663360" behindDoc="0" locked="0" layoutInCell="1" allowOverlap="1" wp14:anchorId="5247DAA8" wp14:editId="78590EC2">
+                <wp:simplePos x="0" y="0"/>
+                <wp:positionH relativeFrom="column">
+                  <wp:posOffset>3390900</wp:posOffset>
+                </wp:positionH>
+                <wp:positionV relativeFrom="paragraph">
+                  <wp:posOffset>450850</wp:posOffset>
+                </wp:positionV>
+                <wp:extent cx="3078480" cy="1615440"/>
+                <wp:effectExtent l="0" t="0" r="7620" b="3810"/>
+                <wp:wrapSquare wrapText="bothSides"/>
+                <wp:docPr id="2" name="Text Box 2"/>
+                <wp:cNvGraphicFramePr>
+                  <a:graphicFrameLocks xmlns:a="http://schemas.openxmlformats.org/drawingml/2006/main"/>
+                </wp:cNvGraphicFramePr>
+                <a:graphic xmlns:a="http://schemas.openxmlformats.org/drawingml/2006/main">
+                  <a:graphicData uri="http://schemas.microsoft.com/office/word/2010/wordprocessingShape">
+                    <wps:wsp>
+                      <wps:cNvSpPr txBox="1">
+                        <a:spLocks noChangeArrowheads="1"/>
+                      </wps:cNvSpPr>
+                      <wps:spPr bwMode="auto">
+                        <a:xfrm>
+                          <a:off x="0" y="0"/>
+                          <a:ext cx="3078480" cy="1615440"/>
+                        </a:xfrm>
+                        <a:prstGeom prst="rect">
+                          <a:avLst/>
+                        </a:prstGeom>
+                        <a:solidFill>
+                          <a:srgbClr val="FFFFFF"/>
+                        </a:solidFill>
+                        <a:ln w="9525">
+                          <a:noFill/>
+                          <a:miter lim="800000"/>
+                          <a:headEnd/>
+                          <a:tailEnd/>
+                        </a:ln>
+                      </wps:spPr>
+                      <wps:txbx>
+                        <w:txbxContent>
+                          <w:p>
+                            <w:pPr>
+                              <w:rPr>
+                                <w:b/>
+                                <w:bCs/>
+                                <w:sz w:val="32"/>
+                                <w:szCs w:val="32"/>
+                              </w:rPr>
+                            </w:pPr>
+                            <w:r>
+                              <w:rPr>
+                                <w:b/>
+                                <w:bCs/>
+                                <w:sz w:val="32"/>
+                                <w:szCs w:val="32"/>
+                              </w:rPr>
+                              <w:t>SUBMITTED TO:</w:t>
+                            </w:r>
+                          </w:p>
+                          <w:p>
+                            <w:pPr>
+                              <w:rPr>
+                                <w:sz w:val="26"/>
+                                <w:szCs w:val="26"/>
+                              </w:rPr>
+                            </w:pPr>
+                            <w:r>
+                              <w:rPr>
+                                <w:sz w:val="26"/>
+                                <w:szCs w:val="26"/>
+                              </w:rPr>
+                              <w:t>Department of Science and Technology</w:t>
+                            </w:r>
+                          </w:p>
+                        </w:txbxContent>
+                      </wps:txbx>
+                      <wps:bodyPr rot="0" vert="horz" wrap="square" lIns="91440" tIns="45720" rIns="91440" bIns="45720" anchor="t" anchorCtr="0">
+                        <a:noAutofit/>
+                      </wps:bodyPr>
+                    </wps:wsp>
+                  </a:graphicData>
+                </a:graphic>
+                <wp14:sizeRelH relativeFrom="margin">
+                  <wp14:pctWidth>0</wp14:pctWidth>
+                </wp14:sizeRelH>
+                <wp14:sizeRelV relativeFrom="margin">
+                  <wp14:pctHeight>0</wp14:pctHeight>
+                </wp14:sizeRelV>
+              </wp:anchor>
+            </w:drawing>
+          </mc:Choice>
+          <mc:Fallback>
+            <w:pict>
+              <v:shape w14:anchorId="5247DAA8" id="_x0000_s1027" type="#_x0000_t202" style="position:absolute;left:0;text-align:left;margin-left:267pt;margin-top:35.5pt;width:242.4pt;height:127.2pt;z-index:251663360;visibility:visible;mso-wrap-style:square;mso-width-percent:0;mso-height-percent:0;mso-wrap-distance-left:9pt;mso-wrap-distance-top:3.6pt;mso-wrap-distance-right:9pt;mso-wrap-distance-bottom:3.6pt;mso-position-horizontal:absolute;mso-position-horizontal-relative:text;mso-position-vertical:absolute;mso-position-vertical-relative:text;mso-width-percent:0;mso-height-percent:0;mso-width-relative:margin;mso-height-relative:margin;v-text-anchor:top" o:gfxdata="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" stroked="f">
+                <v:textbox>
+                  <w:txbxContent>
+                    <w:p>
+                      <w:pPr>
+                        <w:rPr>
+                          <w:b/>
+                          <w:bCs/>
+                          <w:sz w:val="32"/>
+                          <w:szCs w:val="32"/>
+                        </w:rPr>
+                      </w:pPr>
+                      <w:r>
+                        <w:rPr>
+                          <w:b/>
+                          <w:bCs/>
+                          <w:sz w:val="32"/>
+                          <w:szCs w:val="32"/>
+                        </w:rPr>
+                        <w:t>SUBMITTED TO:</w:t>
+                      </w:r>
+                    </w:p>
+                    <w:p>
+                      <w:pPr>
+                        <w:rPr>
+                          <w:sz w:val="26"/>
+                          <w:szCs w:val="26"/>
+                        </w:rPr>
+                      </w:pPr>
+                      <w:r>
+                        <w:rPr>
+                          <w:sz w:val="26"/>
+                          <w:szCs w:val="26"/>
+                        </w:rPr>
+                        <w:t>Department of Science and Technology</w:t>
+                      </w:r>
+                    </w:p>
+                  </w:txbxContent>
+                </v:textbox>
+                <w10:wrap type="square"/>
+              </v:shape>
+            </w:pict>
+          </mc:Fallback>
+        </mc:AlternateContent>
+      </w:r>
+    </w:p>
+    <w:p>
+      <w:pPr>
+        <w:pStyle w:val="BodyText"/>
+        <w:spacing w:line="276" w:lineRule="auto"/>
+        <w:ind w:right="2407"/>
+        <w:rPr>
+          <w:b/>
+          <w:bCs/>
+          <w:spacing w:val="-2"/>
+          <w:sz w:val="32"/>
+          <w:szCs w:val="32"/>
+        </w:rPr>
+      </w:pPr>
+    </w:p>
+    <w:p>
+      <w:pPr>
+        <w:pStyle w:val="BodyText"/>
+        <w:spacing w:line="276" w:lineRule="auto"/>
+        <w:ind w:right="2407"/>
+        <w:jc w:val="center"/>
+        <w:rPr>
+          <w:spacing w:val="-2"/>
+          <w:sz w:val="40"/>
+          <w:szCs w:val="40"/>
+        </w:rPr>
+      </w:pPr>
+    </w:p>
+    <w:p>
+      <w:pPr>
+        <w:pStyle w:val="BodyText"/>
+        <w:spacing w:line="276" w:lineRule="auto"/>
+        <w:ind w:right="2407"/>
+        <w:jc w:val="center"/>
         <w:rPr>
           <w:b/>
           <w:bCs/>
@@ -440,9 +1255,14 @@
           <w:szCs w:val="40"/>
           <w:u w:val="single"/>
         </w:rPr>
-        <w:t>Project Work</w:t>
-      </w:r>
-      <w:r>
+      </w:pPr>
+    </w:p>
+    <w:p>
+      <w:pPr>
+        <w:pStyle w:val="BodyText"/>
+        <w:spacing w:line="276" w:lineRule="auto"/>
+        <w:ind w:right="2407"/>
+        <w:jc w:val="center"/>
         <w:rPr>
           <w:b/>
           <w:bCs/>
@@ -451,14 +1271,13 @@
           <w:szCs w:val="40"/>
           <w:u w:val="single"/>
         </w:rPr>
-        <w:t xml:space="preserve"> in C</w:t>
-      </w:r>
+      </w:pPr>
     </w:p>
     <w:p>
       <w:pPr>
         <w:pStyle w:val="BodyText"/>
         <w:spacing w:line="276" w:lineRule="auto"/>
-        <w:ind w:left="1440" w:right="2407"/>
+        <w:ind w:right="2407"/>
         <w:jc w:val="center"/>
         <w:rPr>
           <w:b/>
@@ -469,7 +1288,12 @@
           <w:u w:val="single"/>
         </w:rPr>
       </w:pPr>
-      <w:r>
+    </w:p>
+    <w:p>
+      <w:pPr>
+        <w:pStyle w:val="BodyText"/>
+        <w:spacing w:line="276" w:lineRule="auto"/>
+        <w:ind w:right="2407"/>
         <w:rPr>
           <w:b/>
           <w:bCs/>
@@ -478,270 +1302,7 @@
           <w:szCs w:val="40"/>
           <w:u w:val="single"/>
         </w:rPr>
-        <w:t>S</w:t>
-      </w:r>
-      <w:r>
-        <w:rPr>
-          <w:b/>
-          <w:bCs/>
-          <w:spacing w:val="-2"/>
-          <w:sz w:val="40"/>
-          <w:szCs w:val="40"/>
-          <w:u w:val="single"/>
-        </w:rPr>
-        <w:t>tudent</w:t>
-      </w:r>
-      <w:r>
-        <w:rPr>
-          <w:b/>
-          <w:bCs/>
-          <w:spacing w:val="-2"/>
-          <w:sz w:val="40"/>
-          <w:szCs w:val="40"/>
-          <w:u w:val="single"/>
-        </w:rPr>
-        <w:t xml:space="preserve"> Management</w:t>
-      </w:r>
-      <w:r>
-        <w:rPr>
-          <w:b/>
-          <w:bCs/>
-          <w:spacing w:val="-2"/>
-          <w:sz w:val="40"/>
-          <w:szCs w:val="40"/>
-          <w:u w:val="single"/>
-        </w:rPr>
-        <w:t xml:space="preserve"> and Attendance </w:t>
-      </w:r>
-      <w:r>
-        <w:rPr>
-          <w:b/>
-          <w:bCs/>
-          <w:spacing w:val="-2"/>
-          <w:sz w:val="40"/>
-          <w:szCs w:val="40"/>
-          <w:u w:val="single"/>
-        </w:rPr>
-        <w:t>Syste</w:t>
-      </w:r>
-      <w:r>
-        <w:rPr>
-          <w:b/>
-          <w:bCs/>
-          <w:spacing w:val="-2"/>
-          <w:sz w:val="40"/>
-          <w:szCs w:val="40"/>
-          <w:u w:val="single"/>
-        </w:rPr>
-        <w:t xml:space="preserve">m </w:t>
-      </w:r>
-    </w:p>
-    <w:p>
-      <w:pPr>
-        <w:pStyle w:val="BodyText"/>
-        <w:spacing w:line="276" w:lineRule="auto"/>
-        <w:ind w:left="1440" w:right="2407"/>
-        <w:jc w:val="center"/>
-        <w:rPr>
-          <w:b/>
-          <w:bCs/>
-          <w:spacing w:val="-2"/>
-          <w:sz w:val="40"/>
-          <w:szCs w:val="40"/>
-          <w:u w:val="single"/>
-        </w:rPr>
-      </w:pPr>
-    </w:p>
-    <w:p>
-      <w:pPr>
-        <w:pStyle w:val="BodyText"/>
-        <w:tabs>
-          <w:tab w:val="left" w:pos="6387"/>
-        </w:tabs>
-        <w:spacing w:line="360" w:lineRule="auto"/>
-        <w:jc w:val="both"/>
-        <w:rPr>
-          <w:sz w:val="32"/>
-          <w:szCs w:val="32"/>
-        </w:rPr>
-      </w:pPr>
-      <w:r>
-        <w:rPr>
-          <w:b/>
-          <w:bCs/>
-          <w:sz w:val="32"/>
-          <w:szCs w:val="32"/>
-          <w:u w:val="single"/>
-        </w:rPr>
-        <w:t>SUBMITTED</w:t>
-      </w:r>
-      <w:r>
-        <w:rPr>
-          <w:b/>
-          <w:bCs/>
-          <w:spacing w:val="-6"/>
-          <w:sz w:val="32"/>
-          <w:szCs w:val="32"/>
-          <w:u w:val="single"/>
-        </w:rPr>
-        <w:t xml:space="preserve"> </w:t>
-      </w:r>
-      <w:r>
-        <w:rPr>
-          <w:b/>
-          <w:bCs/>
-          <w:spacing w:val="-5"/>
-          <w:sz w:val="32"/>
-          <w:szCs w:val="32"/>
-          <w:u w:val="single"/>
-        </w:rPr>
-        <w:t>BY</w:t>
-      </w:r>
-      <w:r>
-        <w:rPr>
-          <w:sz w:val="32"/>
-          <w:szCs w:val="32"/>
-        </w:rPr>
-        <w:t xml:space="preserve">                                 </w:t>
-      </w:r>
-      <w:r>
-        <w:rPr>
-          <w:b/>
-          <w:bCs/>
-          <w:sz w:val="32"/>
-          <w:szCs w:val="32"/>
-          <w:u w:val="single"/>
-        </w:rPr>
-        <w:t>SUBMITTED</w:t>
-      </w:r>
-      <w:r>
-        <w:rPr>
-          <w:b/>
-          <w:bCs/>
-          <w:spacing w:val="-11"/>
-          <w:sz w:val="32"/>
-          <w:szCs w:val="32"/>
-          <w:u w:val="single"/>
-        </w:rPr>
-        <w:t xml:space="preserve"> </w:t>
-      </w:r>
-      <w:r>
-        <w:rPr>
-          <w:b/>
-          <w:bCs/>
-          <w:spacing w:val="-5"/>
-          <w:sz w:val="32"/>
-          <w:szCs w:val="32"/>
-          <w:u w:val="single"/>
-        </w:rPr>
-        <w:t>TO</w:t>
-      </w:r>
-    </w:p>
-    <w:p>
-      <w:pPr>
-        <w:pStyle w:val="BodyText"/>
-        <w:tabs>
-          <w:tab w:val="left" w:pos="5648"/>
-        </w:tabs>
-        <w:spacing w:line="360" w:lineRule="auto"/>
-        <w:ind w:left="6" w:right="768" w:hanging="6"/>
-        <w:jc w:val="both"/>
-        <w:rPr>
-          <w:sz w:val="32"/>
-          <w:szCs w:val="32"/>
-        </w:rPr>
-      </w:pPr>
-      <w:r>
-        <w:rPr>
-          <w:sz w:val="32"/>
-          <w:szCs w:val="32"/>
-        </w:rPr>
-        <w:t>Pallav Bhattarai</w:t>
-      </w:r>
-      <w:r>
-        <w:rPr>
-          <w:sz w:val="32"/>
-          <w:szCs w:val="32"/>
-        </w:rPr>
-        <w:t xml:space="preserve">      </w:t>
-      </w:r>
-      <w:r>
-        <w:t xml:space="preserve">                                      </w:t>
-      </w:r>
-      <w:r>
-        <w:rPr>
-          <w:sz w:val="32"/>
-          <w:szCs w:val="32"/>
-        </w:rPr>
-        <w:t>C- Programming Sir</w:t>
-      </w:r>
-    </w:p>
-    <w:p>
-      <w:pPr>
-        <w:pStyle w:val="BodyText"/>
-        <w:tabs>
-          <w:tab w:val="left" w:pos="5648"/>
-        </w:tabs>
-        <w:spacing w:line="360" w:lineRule="auto"/>
-        <w:ind w:left="6" w:right="768" w:hanging="6"/>
-        <w:jc w:val="both"/>
-        <w:rPr>
-          <w:sz w:val="32"/>
-          <w:szCs w:val="32"/>
-        </w:rPr>
-      </w:pPr>
-      <w:r>
-        <w:rPr>
-          <w:sz w:val="32"/>
-          <w:szCs w:val="32"/>
-        </w:rPr>
-        <w:t>Dipesh Dahal</w:t>
-      </w:r>
-    </w:p>
-    <w:p>
-      <w:pPr>
-        <w:pStyle w:val="BodyText"/>
-        <w:tabs>
-          <w:tab w:val="left" w:pos="5648"/>
-        </w:tabs>
-        <w:spacing w:line="360" w:lineRule="auto"/>
-        <w:ind w:left="6" w:right="768" w:hanging="6"/>
-        <w:jc w:val="both"/>
-        <w:rPr>
-          <w:sz w:val="32"/>
-          <w:szCs w:val="32"/>
-        </w:rPr>
-      </w:pPr>
-      <w:r>
-        <w:rPr>
-          <w:sz w:val="32"/>
-          <w:szCs w:val="32"/>
-        </w:rPr>
-        <w:t>Aayush Timalsina</w:t>
-      </w:r>
-    </w:p>
-    <w:p>
-      <w:pPr>
-        <w:pStyle w:val="BodyText"/>
-        <w:tabs>
-          <w:tab w:val="left" w:pos="5648"/>
-        </w:tabs>
-        <w:spacing w:line="360" w:lineRule="auto"/>
-        <w:ind w:left="6" w:right="768" w:hanging="6"/>
-        <w:jc w:val="both"/>
-        <w:rPr>
-          <w:sz w:val="32"/>
-          <w:szCs w:val="32"/>
-        </w:rPr>
-      </w:pPr>
-      <w:r>
-        <w:rPr>
-          <w:spacing w:val="-2"/>
-          <w:sz w:val="32"/>
-          <w:szCs w:val="32"/>
-        </w:rPr>
-        <w:t>BCA-IT</w:t>
-      </w:r>
+      </w:pPr>
     </w:p>
     <w:p>
       <w:pPr>
@@ -753,50 +1314,12 @@
           <w:szCs w:val="32"/>
         </w:rPr>
       </w:pPr>
-      <w:r>
-        <w:rPr>
-          <w:sz w:val="32"/>
-          <w:szCs w:val="32"/>
-        </w:rPr>
-        <w:t>1</w:t>
-      </w:r>
-      <w:r>
-        <w:rPr>
-          <w:sz w:val="32"/>
-          <w:szCs w:val="32"/>
-          <w:vertAlign w:val="superscript"/>
-        </w:rPr>
-        <w:t>st</w:t>
-      </w:r>
-      <w:r>
-        <w:rPr>
-          <w:spacing w:val="-18"/>
-          <w:sz w:val="32"/>
-          <w:szCs w:val="32"/>
-        </w:rPr>
-        <w:t xml:space="preserve"> </w:t>
-      </w:r>
-      <w:r>
-        <w:rPr>
-          <w:spacing w:val="-2"/>
-          <w:sz w:val="32"/>
-          <w:szCs w:val="32"/>
-        </w:rPr>
-        <w:t>Sem</w:t>
-      </w:r>
-      <w:r>
-        <w:rPr>
-          <w:spacing w:val="-2"/>
-          <w:sz w:val="32"/>
-          <w:szCs w:val="32"/>
-        </w:rPr>
-        <w:t>ester</w:t>
-      </w:r>
     </w:p>
     <w:sectPr>
-      <w:pgSz w:w="12240" w:h="15840"/>
+      <w:pgSz w:w="11906" w:h="16838" w:code="9"/>
       <w:pgMar w:top="1820" w:right="1800" w:bottom="280" w:left="1440" w:header="720" w:footer="720" w:gutter="0"/>
       <w:cols w:space="720"/>
+      <w:docGrid w:linePitch="299"/>
     </w:sectPr>
   </w:body>
 </w:document>
@@ -1209,6 +1732,7 @@
   <w:style w:type="character" w:default="1" w:styleId="DefaultParagraphFont">
     <w:name w:val="Default Paragraph Font"/>
     <w:uiPriority w:val="1"/>
+    <w:semiHidden/>
     <w:unhideWhenUsed/>
   </w:style>
   <w:style w:type="table" w:default="1" w:styleId="TableNormal">
@@ -1269,6 +1793,22 @@
     <w:basedOn w:val="Normal"/>
     <w:uiPriority w:val="1"/>
     <w:qFormat/>
+  </w:style>
+  <w:style w:type="table" w:styleId="TableGrid">
+    <w:name w:val="Table Grid"/>
+    <w:basedOn w:val="TableNormal"/>
+    <w:uiPriority w:val="39"/>
+    <w:rsid w:val="004B6462"/>
+    <w:tblPr>
+      <w:tblBorders>
+        <w:top w:val="single" w:sz="4" w:space="0" w:color="auto"/>
+        <w:left w:val="single" w:sz="4" w:space="0" w:color="auto"/>
+        <w:bottom w:val="single" w:sz="4" w:space="0" w:color="auto"/>
+        <w:right w:val="single" w:sz="4" w:space="0" w:color="auto"/>
+        <w:insideH w:val="single" w:sz="4" w:space="0" w:color="auto"/>
+        <w:insideV w:val="single" w:sz="4" w:space="0" w:color="auto"/>
+      </w:tblBorders>
+    </w:tblPr>
   </w:style>
 </w:styles>
 </file>

--- a/CoverPage.docx
+++ b/CoverPage.docx
@@ -8,11 +8,20 @@
         <w:spacing w:line="276" w:lineRule="auto"/>
         <w:ind w:left="360"/>
         <w:jc w:val="center"/>
+        <w:rPr>
+          <w:b/>
+          <w:bCs/>
+          <w:sz w:val="32"/>
+          <w:szCs w:val="32"/>
+        </w:rPr>
       </w:pPr>
       <w:r>
         <w:rPr>
+          <w:b/>
+          <w:bCs/>
           <w:noProof/>
-          <w:sz w:val="20"/>
+          <w:sz w:val="32"/>
+          <w:szCs w:val="32"/>
         </w:rPr>
         <w:drawing>
           <wp:anchor distT="0" distB="0" distL="0" distR="0" simplePos="0" relativeHeight="251659264" behindDoc="1" locked="0" layoutInCell="1" allowOverlap="1" wp14:anchorId="3174AFF3" wp14:editId="0B9748A7">
@@ -66,19 +75,31 @@
       </w:r>
       <w:r>
         <w:rPr>
-          <w:spacing w:val="-2"/>
+          <w:b/>
+          <w:bCs/>
+          <w:spacing w:val="-2"/>
+          <w:sz w:val="32"/>
+          <w:szCs w:val="32"/>
         </w:rPr>
         <w:t>PURBANCHAL</w:t>
       </w:r>
       <w:r>
         <w:rPr>
+          <w:b/>
+          <w:bCs/>
           <w:spacing w:val="-7"/>
+          <w:sz w:val="32"/>
+          <w:szCs w:val="32"/>
         </w:rPr>
         <w:t xml:space="preserve"> </w:t>
       </w:r>
       <w:r>
         <w:rPr>
-          <w:spacing w:val="-2"/>
+          <w:b/>
+          <w:bCs/>
+          <w:spacing w:val="-2"/>
+          <w:sz w:val="32"/>
+          <w:szCs w:val="32"/>
         </w:rPr>
         <w:t>UNIVERSITY</w:t>
       </w:r>
@@ -90,7 +111,8 @@
         <w:jc w:val="center"/>
         <w:rPr>
           <w:b/>
-          <w:sz w:val="36"/>
+          <w:sz w:val="32"/>
+          <w:szCs w:val="32"/>
           <w14:stylisticSets>
             <w14:styleSet w14:id="1"/>
           </w14:stylisticSets>
@@ -99,7 +121,8 @@
       <w:r>
         <w:rPr>
           <w:b/>
-          <w:sz w:val="36"/>
+          <w:sz w:val="32"/>
+          <w:szCs w:val="32"/>
           <w14:stylisticSets>
             <w14:styleSet w14:id="1"/>
           </w14:stylisticSets>
@@ -110,7 +133,8 @@
         <w:rPr>
           <w:b/>
           <w:spacing w:val="-13"/>
-          <w:sz w:val="36"/>
+          <w:sz w:val="32"/>
+          <w:szCs w:val="32"/>
           <w14:stylisticSets>
             <w14:styleSet w14:id="1"/>
           </w14:stylisticSets>
@@ -120,7 +144,8 @@
       <w:r>
         <w:rPr>
           <w:b/>
-          <w:sz w:val="36"/>
+          <w:sz w:val="32"/>
+          <w:szCs w:val="32"/>
           <w14:stylisticSets>
             <w14:styleSet w14:id="1"/>
           </w14:stylisticSets>
@@ -131,7 +156,8 @@
         <w:rPr>
           <w:b/>
           <w:spacing w:val="-9"/>
-          <w:sz w:val="36"/>
+          <w:sz w:val="32"/>
+          <w:szCs w:val="32"/>
           <w14:stylisticSets>
             <w14:styleSet w14:id="1"/>
           </w14:stylisticSets>
@@ -141,7 +167,8 @@
       <w:r>
         <w:rPr>
           <w:b/>
-          <w:sz w:val="36"/>
+          <w:sz w:val="32"/>
+          <w:szCs w:val="32"/>
           <w14:stylisticSets>
             <w14:styleSet w14:id="1"/>
           </w14:stylisticSets>
@@ -152,7 +179,8 @@
         <w:rPr>
           <w:b/>
           <w:spacing w:val="-15"/>
-          <w:sz w:val="36"/>
+          <w:sz w:val="32"/>
+          <w:szCs w:val="32"/>
           <w14:stylisticSets>
             <w14:styleSet w14:id="1"/>
           </w14:stylisticSets>
@@ -162,7 +190,8 @@
       <w:r>
         <w:rPr>
           <w:b/>
-          <w:sz w:val="36"/>
+          <w:sz w:val="32"/>
+          <w:szCs w:val="32"/>
           <w14:stylisticSets>
             <w14:styleSet w14:id="1"/>
           </w14:stylisticSets>
@@ -173,7 +202,8 @@
         <w:rPr>
           <w:b/>
           <w:spacing w:val="-9"/>
-          <w:sz w:val="36"/>
+          <w:sz w:val="32"/>
+          <w:szCs w:val="32"/>
           <w14:stylisticSets>
             <w14:styleSet w14:id="1"/>
           </w14:stylisticSets>
@@ -183,7 +213,8 @@
       <w:r>
         <w:rPr>
           <w:b/>
-          <w:sz w:val="36"/>
+          <w:sz w:val="32"/>
+          <w:szCs w:val="32"/>
           <w14:stylisticSets>
             <w14:styleSet w14:id="1"/>
           </w14:stylisticSets>
@@ -194,7 +225,8 @@
         <w:rPr>
           <w:b/>
           <w:spacing w:val="-11"/>
-          <w:sz w:val="36"/>
+          <w:sz w:val="32"/>
+          <w:szCs w:val="32"/>
           <w14:stylisticSets>
             <w14:styleSet w14:id="1"/>
           </w14:stylisticSets>
@@ -205,7 +237,8 @@
         <w:rPr>
           <w:b/>
           <w:spacing w:val="-2"/>
-          <w:sz w:val="36"/>
+          <w:sz w:val="32"/>
+          <w:szCs w:val="32"/>
           <w14:stylisticSets>
             <w14:styleSet w14:id="1"/>
           </w14:stylisticSets>
@@ -221,23 +254,37 @@
         <w:jc w:val="center"/>
         <w:rPr>
           <w:spacing w:val="-2"/>
+          <w:sz w:val="24"/>
+          <w:szCs w:val="24"/>
         </w:rPr>
       </w:pPr>
       <w:r>
+        <w:rPr>
+          <w:sz w:val="24"/>
+          <w:szCs w:val="24"/>
+        </w:rPr>
         <w:t>Subidanagar-32,</w:t>
       </w:r>
       <w:r>
         <w:rPr>
           <w:spacing w:val="-18"/>
+          <w:sz w:val="24"/>
+          <w:szCs w:val="24"/>
         </w:rPr>
         <w:t xml:space="preserve"> </w:t>
       </w:r>
       <w:r>
+        <w:rPr>
+          <w:sz w:val="24"/>
+          <w:szCs w:val="24"/>
+        </w:rPr>
         <w:t xml:space="preserve">Kathmandu </w:t>
       </w:r>
       <w:r>
         <w:rPr>
           <w:spacing w:val="-2"/>
+          <w:sz w:val="24"/>
+          <w:szCs w:val="24"/>
         </w:rPr>
         <w:t>Nepal</w:t>
       </w:r>
@@ -385,8 +432,21 @@
       <w:pPr>
         <w:pStyle w:val="BodyText"/>
         <w:spacing w:line="276" w:lineRule="auto"/>
-        <w:ind w:left="2772" w:right="2407"/>
-        <w:jc w:val="center"/>
+        <w:ind w:right="2407"/>
+        <w:rPr>
+          <w:b/>
+          <w:bCs/>
+          <w:spacing w:val="-2"/>
+          <w:sz w:val="32"/>
+          <w:szCs w:val="32"/>
+        </w:rPr>
+      </w:pPr>
+    </w:p>
+    <w:p>
+      <w:pPr>
+        <w:pStyle w:val="BodyText"/>
+        <w:spacing w:line="276" w:lineRule="auto"/>
+        <w:ind w:right="2407"/>
         <w:rPr>
           <w:b/>
           <w:bCs/>
@@ -410,36 +470,6 @@
           <w:szCs w:val="32"/>
         </w:rPr>
       </w:pPr>
-    </w:p>
-    <w:p>
-      <w:pPr>
-        <w:pStyle w:val="BodyText"/>
-        <w:spacing w:line="276" w:lineRule="auto"/>
-        <w:ind w:left="2772" w:right="2407"/>
-        <w:jc w:val="center"/>
-        <w:rPr>
-          <w:b/>
-          <w:bCs/>
-          <w:spacing w:val="-2"/>
-          <w:sz w:val="32"/>
-          <w:szCs w:val="32"/>
-        </w:rPr>
-      </w:pPr>
-    </w:p>
-    <w:p>
-      <w:pPr>
-        <w:pStyle w:val="BodyText"/>
-        <w:spacing w:line="276" w:lineRule="auto"/>
-        <w:ind w:left="2772" w:right="2407"/>
-        <w:jc w:val="center"/>
-        <w:rPr>
-          <w:b/>
-          <w:bCs/>
-          <w:spacing w:val="-2"/>
-          <w:sz w:val="32"/>
-          <w:szCs w:val="32"/>
-        </w:rPr>
-      </w:pPr>
       <w:r>
         <w:rPr>
           <w:b/>
@@ -452,16 +482,16 @@
         <mc:AlternateContent>
           <mc:Choice Requires="wps">
             <w:drawing>
-              <wp:anchor distT="45720" distB="45720" distL="114300" distR="114300" simplePos="0" relativeHeight="251661312" behindDoc="0" locked="0" layoutInCell="1" allowOverlap="1" wp14:anchorId="121CFA58" wp14:editId="2045B5CA">
+              <wp:anchor distT="45720" distB="45720" distL="114300" distR="114300" simplePos="0" relativeHeight="251661312" behindDoc="0" locked="0" layoutInCell="1" allowOverlap="1" wp14:anchorId="121CFA58" wp14:editId="27D2D741">
                 <wp:simplePos x="0" y="0"/>
                 <wp:positionH relativeFrom="column">
                   <wp:posOffset>-480060</wp:posOffset>
                 </wp:positionH>
                 <wp:positionV relativeFrom="paragraph">
-                  <wp:posOffset>450850</wp:posOffset>
+                  <wp:posOffset>450215</wp:posOffset>
                 </wp:positionV>
-                <wp:extent cx="3703320" cy="3611880"/>
-                <wp:effectExtent l="0" t="0" r="0" b="7620"/>
+                <wp:extent cx="3375660" cy="3017520"/>
+                <wp:effectExtent l="0" t="0" r="0" b="0"/>
                 <wp:wrapSquare wrapText="bothSides"/>
                 <wp:docPr id="217" name="Text Box 2"/>
                 <wp:cNvGraphicFramePr>
@@ -476,7 +506,7 @@
                       <wps:spPr bwMode="auto">
                         <a:xfrm>
                           <a:off x="0" y="0"/>
-                          <a:ext cx="3703320" cy="3611880"/>
+                          <a:ext cx="3375660" cy="3017520"/>
                         </a:xfrm>
                         <a:prstGeom prst="rect">
                           <a:avLst/>
@@ -502,8 +532,6 @@
                                 <w:b/>
                                 <w:bCs/>
                                 <w:spacing w:val="-2"/>
-                                <w:sz w:val="32"/>
-                                <w:szCs w:val="32"/>
                               </w:rPr>
                             </w:pPr>
                             <w:r>
@@ -511,8 +539,6 @@
                                 <w:b/>
                                 <w:bCs/>
                                 <w:spacing w:val="-2"/>
-                                <w:sz w:val="32"/>
-                                <w:szCs w:val="32"/>
                               </w:rPr>
                               <w:t>SUBMITTED BY:</w:t>
                             </w:r>
@@ -524,29 +550,39 @@
                               <w:ind w:right="2407"/>
                               <w:rPr>
                                 <w:spacing w:val="-2"/>
+                                <w:sz w:val="24"/>
+                                <w:szCs w:val="24"/>
                               </w:rPr>
                             </w:pPr>
                             <w:r>
                               <w:rPr>
                                 <w:spacing w:val="-2"/>
+                                <w:sz w:val="24"/>
+                                <w:szCs w:val="24"/>
                               </w:rPr>
                               <w:t>Pallav Bhattarai</w:t>
                             </w:r>
                             <w:r>
                               <w:rPr>
                                 <w:spacing w:val="-2"/>
+                                <w:sz w:val="24"/>
+                                <w:szCs w:val="24"/>
                               </w:rPr>
                               <w:t xml:space="preserve"> (</w:t>
                             </w:r>
                             <w:r>
                               <w:rPr>
                                 <w:spacing w:val="-2"/>
+                                <w:sz w:val="24"/>
+                                <w:szCs w:val="24"/>
                               </w:rPr>
                               <w:t>312794</w:t>
                             </w:r>
                             <w:r>
                               <w:rPr>
                                 <w:spacing w:val="-2"/>
+                                <w:sz w:val="24"/>
+                                <w:szCs w:val="24"/>
                               </w:rPr>
                               <w:t>)</w:t>
                             </w:r>
@@ -558,11 +594,15 @@
                               <w:ind w:right="2407"/>
                               <w:rPr>
                                 <w:spacing w:val="-2"/>
+                                <w:sz w:val="24"/>
+                                <w:szCs w:val="24"/>
                               </w:rPr>
                             </w:pPr>
                             <w:r>
                               <w:rPr>
                                 <w:spacing w:val="-2"/>
+                                <w:sz w:val="24"/>
+                                <w:szCs w:val="24"/>
                               </w:rPr>
                               <w:t>Registration No:</w:t>
                             </w:r>
@@ -574,11 +614,15 @@
                               <w:ind w:right="2407"/>
                               <w:rPr>
                                 <w:spacing w:val="-2"/>
+                                <w:sz w:val="24"/>
+                                <w:szCs w:val="24"/>
                               </w:rPr>
                             </w:pPr>
                             <w:r>
                               <w:rPr>
                                 <w:spacing w:val="-2"/>
+                                <w:sz w:val="24"/>
+                                <w:szCs w:val="24"/>
                               </w:rPr>
                               <w:t>024-3-2-07345-2025</w:t>
                             </w:r>
@@ -590,29 +634,39 @@
                               <w:ind w:right="2407"/>
                               <w:rPr>
                                 <w:spacing w:val="-2"/>
+                                <w:sz w:val="24"/>
+                                <w:szCs w:val="24"/>
                               </w:rPr>
                             </w:pPr>
                             <w:r>
                               <w:rPr>
                                 <w:spacing w:val="-2"/>
+                                <w:sz w:val="24"/>
+                                <w:szCs w:val="24"/>
                               </w:rPr>
                               <w:t>Dipesh Dahal</w:t>
                             </w:r>
                             <w:r>
                               <w:rPr>
                                 <w:spacing w:val="-2"/>
+                                <w:sz w:val="24"/>
+                                <w:szCs w:val="24"/>
                               </w:rPr>
                               <w:t xml:space="preserve"> (</w:t>
                             </w:r>
                             <w:r>
                               <w:rPr>
                                 <w:spacing w:val="-2"/>
+                                <w:sz w:val="24"/>
+                                <w:szCs w:val="24"/>
                               </w:rPr>
                               <w:t>312787</w:t>
                             </w:r>
                             <w:r>
                               <w:rPr>
                                 <w:spacing w:val="-2"/>
+                                <w:sz w:val="24"/>
+                                <w:szCs w:val="24"/>
                               </w:rPr>
                               <w:t>)</w:t>
                             </w:r>
@@ -624,11 +678,15 @@
                               <w:ind w:right="2407"/>
                               <w:rPr>
                                 <w:spacing w:val="-2"/>
+                                <w:sz w:val="24"/>
+                                <w:szCs w:val="24"/>
                               </w:rPr>
                             </w:pPr>
                             <w:r>
                               <w:rPr>
                                 <w:spacing w:val="-2"/>
+                                <w:sz w:val="24"/>
+                                <w:szCs w:val="24"/>
                               </w:rPr>
                               <w:t>Registration No:</w:t>
                             </w:r>
@@ -640,11 +698,15 @@
                               <w:ind w:right="2407"/>
                               <w:rPr>
                                 <w:spacing w:val="-2"/>
+                                <w:sz w:val="24"/>
+                                <w:szCs w:val="24"/>
                               </w:rPr>
                             </w:pPr>
                             <w:r>
                               <w:rPr>
                                 <w:spacing w:val="-2"/>
+                                <w:sz w:val="24"/>
+                                <w:szCs w:val="24"/>
                               </w:rPr>
                               <w:t>024-3-2-07338-2025</w:t>
                             </w:r>
@@ -656,29 +718,39 @@
                               <w:ind w:right="2407"/>
                               <w:rPr>
                                 <w:spacing w:val="-2"/>
+                                <w:sz w:val="24"/>
+                                <w:szCs w:val="24"/>
                               </w:rPr>
                             </w:pPr>
                             <w:r>
                               <w:rPr>
                                 <w:spacing w:val="-2"/>
+                                <w:sz w:val="24"/>
+                                <w:szCs w:val="24"/>
                               </w:rPr>
                               <w:t>Aayush Timalsina</w:t>
                             </w:r>
                             <w:r>
                               <w:rPr>
                                 <w:spacing w:val="-2"/>
+                                <w:sz w:val="24"/>
+                                <w:szCs w:val="24"/>
                               </w:rPr>
                               <w:t xml:space="preserve"> (</w:t>
                             </w:r>
                             <w:r>
                               <w:rPr>
                                 <w:spacing w:val="-2"/>
+                                <w:sz w:val="24"/>
+                                <w:szCs w:val="24"/>
                               </w:rPr>
                               <w:t>313718</w:t>
                             </w:r>
                             <w:r>
                               <w:rPr>
                                 <w:spacing w:val="-2"/>
+                                <w:sz w:val="24"/>
+                                <w:szCs w:val="24"/>
                               </w:rPr>
                               <w:t>)</w:t>
                             </w:r>
@@ -690,11 +762,15 @@
                               <w:ind w:right="2407"/>
                               <w:rPr>
                                 <w:spacing w:val="-2"/>
+                                <w:sz w:val="24"/>
+                                <w:szCs w:val="24"/>
                               </w:rPr>
                             </w:pPr>
                             <w:r>
                               <w:rPr>
                                 <w:spacing w:val="-2"/>
+                                <w:sz w:val="24"/>
+                                <w:szCs w:val="24"/>
                               </w:rPr>
                               <w:t>Registration No:</w:t>
                             </w:r>
@@ -706,11 +782,15 @@
                               <w:ind w:right="2407"/>
                               <w:rPr>
                                 <w:spacing w:val="-2"/>
+                                <w:sz w:val="24"/>
+                                <w:szCs w:val="24"/>
                               </w:rPr>
                             </w:pPr>
                             <w:r>
                               <w:rPr>
                                 <w:spacing w:val="-2"/>
+                                <w:sz w:val="24"/>
+                                <w:szCs w:val="24"/>
                               </w:rPr>
                               <w:t>024-3-2-07336-2025</w:t>
                             </w:r>
@@ -722,11 +802,15 @@
                               <w:ind w:right="2407"/>
                               <w:rPr>
                                 <w:spacing w:val="-2"/>
+                                <w:sz w:val="24"/>
+                                <w:szCs w:val="24"/>
                               </w:rPr>
                             </w:pPr>
                             <w:r>
                               <w:rPr>
                                 <w:spacing w:val="-2"/>
+                                <w:sz w:val="24"/>
+                                <w:szCs w:val="24"/>
                               </w:rPr>
                               <w:t>BCA-IT</w:t>
                             </w:r>
@@ -738,17 +822,23 @@
                               <w:ind w:right="2407"/>
                               <w:rPr>
                                 <w:spacing w:val="-2"/>
+                                <w:sz w:val="24"/>
+                                <w:szCs w:val="24"/>
                               </w:rPr>
                             </w:pPr>
                             <w:r>
                               <w:rPr>
                                 <w:spacing w:val="-2"/>
+                                <w:sz w:val="24"/>
+                                <w:szCs w:val="24"/>
                               </w:rPr>
                               <w:t>1</w:t>
                             </w:r>
                             <w:r>
                               <w:rPr>
                                 <w:spacing w:val="-2"/>
+                                <w:sz w:val="24"/>
+                                <w:szCs w:val="24"/>
                                 <w:vertAlign w:val="superscript"/>
                               </w:rPr>
                               <w:t>st</w:t>
@@ -756,6 +846,8 @@
                             <w:r>
                               <w:rPr>
                                 <w:spacing w:val="-2"/>
+                                <w:sz w:val="24"/>
+                                <w:szCs w:val="24"/>
                               </w:rPr>
                               <w:t xml:space="preserve"> Semester</w:t>
                             </w:r>
@@ -783,7 +875,7 @@
                 <v:stroke joinstyle="miter"/>
                 <v:path gradientshapeok="t" o:connecttype="rect"/>
               </v:shapetype>
-              <v:shape id="Text Box 2" o:spid="_x0000_s1026" type="#_x0000_t202" style="position:absolute;left:0;text-align:left;margin-left:-37.8pt;margin-top:35.5pt;width:291.6pt;height:284.4pt;z-index:251661312;visibility:visible;mso-wrap-style:square;mso-width-percent:0;mso-height-percent:0;mso-wrap-distance-left:9pt;mso-wrap-distance-top:3.6pt;mso-wrap-distance-right:9pt;mso-wrap-distance-bottom:3.6pt;mso-position-horizontal:absolute;mso-position-horizontal-relative:text;mso-position-vertical:absolute;mso-position-vertical-relative:text;mso-width-percent:0;mso-height-percent:0;mso-width-relative:margin;mso-height-relative:margin;v-text-anchor:top" o:gfxdata="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" stroked="f">
+              <v:shape id="Text Box 2" o:spid="_x0000_s1026" type="#_x0000_t202" style="position:absolute;left:0;text-align:left;margin-left:-37.8pt;margin-top:35.45pt;width:265.8pt;height:237.6pt;z-index:251661312;visibility:visible;mso-wrap-style:square;mso-width-percent:0;mso-height-percent:0;mso-wrap-distance-left:9pt;mso-wrap-distance-top:3.6pt;mso-wrap-distance-right:9pt;mso-wrap-distance-bottom:3.6pt;mso-position-horizontal:absolute;mso-position-horizontal-relative:text;mso-position-vertical:absolute;mso-position-vertical-relative:text;mso-width-percent:0;mso-height-percent:0;mso-width-relative:margin;mso-height-relative:margin;v-text-anchor:top" o:gfxdata="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" stroked="f">
                 <v:textbox>
                   <w:txbxContent>
                     <w:p>
@@ -795,8 +887,6 @@
                           <w:b/>
                           <w:bCs/>
                           <w:spacing w:val="-2"/>
-                          <w:sz w:val="32"/>
-                          <w:szCs w:val="32"/>
                         </w:rPr>
                       </w:pPr>
                       <w:r>
@@ -804,8 +894,6 @@
                           <w:b/>
                           <w:bCs/>
                           <w:spacing w:val="-2"/>
-                          <w:sz w:val="32"/>
-                          <w:szCs w:val="32"/>
                         </w:rPr>
                         <w:t>SUBMITTED BY:</w:t>
                       </w:r>
@@ -817,29 +905,39 @@
                         <w:ind w:right="2407"/>
                         <w:rPr>
                           <w:spacing w:val="-2"/>
+                          <w:sz w:val="24"/>
+                          <w:szCs w:val="24"/>
                         </w:rPr>
                       </w:pPr>
                       <w:r>
                         <w:rPr>
                           <w:spacing w:val="-2"/>
+                          <w:sz w:val="24"/>
+                          <w:szCs w:val="24"/>
                         </w:rPr>
                         <w:t>Pallav Bhattarai</w:t>
                       </w:r>
                       <w:r>
                         <w:rPr>
                           <w:spacing w:val="-2"/>
+                          <w:sz w:val="24"/>
+                          <w:szCs w:val="24"/>
                         </w:rPr>
                         <w:t xml:space="preserve"> (</w:t>
                       </w:r>
                       <w:r>
                         <w:rPr>
                           <w:spacing w:val="-2"/>
+                          <w:sz w:val="24"/>
+                          <w:szCs w:val="24"/>
                         </w:rPr>
                         <w:t>312794</w:t>
                       </w:r>
                       <w:r>
                         <w:rPr>
                           <w:spacing w:val="-2"/>
+                          <w:sz w:val="24"/>
+                          <w:szCs w:val="24"/>
                         </w:rPr>
                         <w:t>)</w:t>
                       </w:r>
@@ -851,11 +949,15 @@
                         <w:ind w:right="2407"/>
                         <w:rPr>
                           <w:spacing w:val="-2"/>
+                          <w:sz w:val="24"/>
+                          <w:szCs w:val="24"/>
                         </w:rPr>
                       </w:pPr>
                       <w:r>
                         <w:rPr>
                           <w:spacing w:val="-2"/>
+                          <w:sz w:val="24"/>
+                          <w:szCs w:val="24"/>
                         </w:rPr>
                         <w:t>Registration No:</w:t>
                       </w:r>
@@ -867,11 +969,15 @@
                         <w:ind w:right="2407"/>
                         <w:rPr>
                           <w:spacing w:val="-2"/>
+                          <w:sz w:val="24"/>
+                          <w:szCs w:val="24"/>
                         </w:rPr>
                       </w:pPr>
                       <w:r>
                         <w:rPr>
                           <w:spacing w:val="-2"/>
+                          <w:sz w:val="24"/>
+                          <w:szCs w:val="24"/>
                         </w:rPr>
                         <w:t>024-3-2-07345-2025</w:t>
                       </w:r>
@@ -883,29 +989,39 @@
                         <w:ind w:right="2407"/>
                         <w:rPr>
                           <w:spacing w:val="-2"/>
+                          <w:sz w:val="24"/>
+                          <w:szCs w:val="24"/>
                         </w:rPr>
                       </w:pPr>
                       <w:r>
                         <w:rPr>
                           <w:spacing w:val="-2"/>
+                          <w:sz w:val="24"/>
+                          <w:szCs w:val="24"/>
                         </w:rPr>
                         <w:t>Dipesh Dahal</w:t>
                       </w:r>
                       <w:r>
                         <w:rPr>
                           <w:spacing w:val="-2"/>
+                          <w:sz w:val="24"/>
+                          <w:szCs w:val="24"/>
                         </w:rPr>
                         <w:t xml:space="preserve"> (</w:t>
                       </w:r>
                       <w:r>
                         <w:rPr>
                           <w:spacing w:val="-2"/>
+                          <w:sz w:val="24"/>
+                          <w:szCs w:val="24"/>
                         </w:rPr>
                         <w:t>312787</w:t>
                       </w:r>
                       <w:r>
                         <w:rPr>
                           <w:spacing w:val="-2"/>
+                          <w:sz w:val="24"/>
+                          <w:szCs w:val="24"/>
                         </w:rPr>
                         <w:t>)</w:t>
                       </w:r>
@@ -917,11 +1033,15 @@
                         <w:ind w:right="2407"/>
                         <w:rPr>
                           <w:spacing w:val="-2"/>
+                          <w:sz w:val="24"/>
+                          <w:szCs w:val="24"/>
                         </w:rPr>
                       </w:pPr>
                       <w:r>
                         <w:rPr>
                           <w:spacing w:val="-2"/>
+                          <w:sz w:val="24"/>
+                          <w:szCs w:val="24"/>
                         </w:rPr>
                         <w:t>Registration No:</w:t>
                       </w:r>
@@ -933,11 +1053,15 @@
                         <w:ind w:right="2407"/>
                         <w:rPr>
                           <w:spacing w:val="-2"/>
+                          <w:sz w:val="24"/>
+                          <w:szCs w:val="24"/>
                         </w:rPr>
                       </w:pPr>
                       <w:r>
                         <w:rPr>
                           <w:spacing w:val="-2"/>
+                          <w:sz w:val="24"/>
+                          <w:szCs w:val="24"/>
                         </w:rPr>
                         <w:t>024-3-2-07338-2025</w:t>
                       </w:r>
@@ -949,29 +1073,39 @@
                         <w:ind w:right="2407"/>
                         <w:rPr>
                           <w:spacing w:val="-2"/>
+                          <w:sz w:val="24"/>
+                          <w:szCs w:val="24"/>
                         </w:rPr>
                       </w:pPr>
                       <w:r>
                         <w:rPr>
                           <w:spacing w:val="-2"/>
+                          <w:sz w:val="24"/>
+                          <w:szCs w:val="24"/>
                         </w:rPr>
                         <w:t>Aayush Timalsina</w:t>
                       </w:r>
                       <w:r>
                         <w:rPr>
                           <w:spacing w:val="-2"/>
+                          <w:sz w:val="24"/>
+                          <w:szCs w:val="24"/>
                         </w:rPr>
                         <w:t xml:space="preserve"> (</w:t>
                       </w:r>
                       <w:r>
                         <w:rPr>
                           <w:spacing w:val="-2"/>
+                          <w:sz w:val="24"/>
+                          <w:szCs w:val="24"/>
                         </w:rPr>
                         <w:t>313718</w:t>
                       </w:r>
                       <w:r>
                         <w:rPr>
                           <w:spacing w:val="-2"/>
+                          <w:sz w:val="24"/>
+                          <w:szCs w:val="24"/>
                         </w:rPr>
                         <w:t>)</w:t>
                       </w:r>
@@ -983,11 +1117,15 @@
                         <w:ind w:right="2407"/>
                         <w:rPr>
                           <w:spacing w:val="-2"/>
+                          <w:sz w:val="24"/>
+                          <w:szCs w:val="24"/>
                         </w:rPr>
                       </w:pPr>
                       <w:r>
                         <w:rPr>
                           <w:spacing w:val="-2"/>
+                          <w:sz w:val="24"/>
+                          <w:szCs w:val="24"/>
                         </w:rPr>
                         <w:t>Registration No:</w:t>
                       </w:r>
@@ -999,11 +1137,15 @@
                         <w:ind w:right="2407"/>
                         <w:rPr>
                           <w:spacing w:val="-2"/>
+                          <w:sz w:val="24"/>
+                          <w:szCs w:val="24"/>
                         </w:rPr>
                       </w:pPr>
                       <w:r>
                         <w:rPr>
                           <w:spacing w:val="-2"/>
+                          <w:sz w:val="24"/>
+                          <w:szCs w:val="24"/>
                         </w:rPr>
                         <w:t>024-3-2-07336-2025</w:t>
                       </w:r>
@@ -1015,11 +1157,15 @@
                         <w:ind w:right="2407"/>
                         <w:rPr>
                           <w:spacing w:val="-2"/>
+                          <w:sz w:val="24"/>
+                          <w:szCs w:val="24"/>
                         </w:rPr>
                       </w:pPr>
                       <w:r>
                         <w:rPr>
                           <w:spacing w:val="-2"/>
+                          <w:sz w:val="24"/>
+                          <w:szCs w:val="24"/>
                         </w:rPr>
                         <w:t>BCA-IT</w:t>
                       </w:r>
@@ -1031,17 +1177,23 @@
                         <w:ind w:right="2407"/>
                         <w:rPr>
                           <w:spacing w:val="-2"/>
+                          <w:sz w:val="24"/>
+                          <w:szCs w:val="24"/>
                         </w:rPr>
                       </w:pPr>
                       <w:r>
                         <w:rPr>
                           <w:spacing w:val="-2"/>
+                          <w:sz w:val="24"/>
+                          <w:szCs w:val="24"/>
                         </w:rPr>
                         <w:t>1</w:t>
                       </w:r>
                       <w:r>
                         <w:rPr>
                           <w:spacing w:val="-2"/>
+                          <w:sz w:val="24"/>
+                          <w:szCs w:val="24"/>
                           <w:vertAlign w:val="superscript"/>
                         </w:rPr>
                         <w:t>st</w:t>
@@ -1049,6 +1201,8 @@
                       <w:r>
                         <w:rPr>
                           <w:spacing w:val="-2"/>
+                          <w:sz w:val="24"/>
+                          <w:szCs w:val="24"/>
                         </w:rPr>
                         <w:t xml:space="preserve"> Semester</w:t>
                       </w:r>
@@ -1074,7 +1228,7 @@
         <mc:AlternateContent>
           <mc:Choice Requires="wps">
             <w:drawing>
-              <wp:anchor distT="45720" distB="45720" distL="114300" distR="114300" simplePos="0" relativeHeight="251663360" behindDoc="0" locked="0" layoutInCell="1" allowOverlap="1" wp14:anchorId="5247DAA8" wp14:editId="78590EC2">
+              <wp:anchor distT="45720" distB="45720" distL="114300" distR="114300" simplePos="0" relativeHeight="251663360" behindDoc="0" locked="0" layoutInCell="1" allowOverlap="1" wp14:anchorId="5247DAA8" wp14:editId="4BC4C423">
                 <wp:simplePos x="0" y="0"/>
                 <wp:positionH relativeFrom="column">
                   <wp:posOffset>3390900</wp:posOffset>
@@ -1120,16 +1274,16 @@
                               <w:rPr>
                                 <w:b/>
                                 <w:bCs/>
-                                <w:sz w:val="32"/>
-                                <w:szCs w:val="32"/>
+                                <w:sz w:val="28"/>
+                                <w:szCs w:val="28"/>
                               </w:rPr>
                             </w:pPr>
                             <w:r>
                               <w:rPr>
                                 <w:b/>
                                 <w:bCs/>
-                                <w:sz w:val="32"/>
-                                <w:szCs w:val="32"/>
+                                <w:sz w:val="28"/>
+                                <w:szCs w:val="28"/>
                               </w:rPr>
                               <w:t>SUBMITTED TO:</w:t>
                             </w:r>
@@ -1137,14 +1291,14 @@
                           <w:p>
                             <w:pPr>
                               <w:rPr>
-                                <w:sz w:val="26"/>
-                                <w:szCs w:val="26"/>
+                                <w:sz w:val="24"/>
+                                <w:szCs w:val="24"/>
                               </w:rPr>
                             </w:pPr>
                             <w:r>
                               <w:rPr>
-                                <w:sz w:val="26"/>
-                                <w:szCs w:val="26"/>
+                                <w:sz w:val="24"/>
+                                <w:szCs w:val="24"/>
                               </w:rPr>
                               <w:t>Department of Science and Technology</w:t>
                             </w:r>
@@ -1176,16 +1330,16 @@
                         <w:rPr>
                           <w:b/>
                           <w:bCs/>
-                          <w:sz w:val="32"/>
-                          <w:szCs w:val="32"/>
+                          <w:sz w:val="28"/>
+                          <w:szCs w:val="28"/>
                         </w:rPr>
                       </w:pPr>
                       <w:r>
                         <w:rPr>
                           <w:b/>
                           <w:bCs/>
-                          <w:sz w:val="32"/>
-                          <w:szCs w:val="32"/>
+                          <w:sz w:val="28"/>
+                          <w:szCs w:val="28"/>
                         </w:rPr>
                         <w:t>SUBMITTED TO:</w:t>
                       </w:r>
@@ -1193,14 +1347,14 @@
                     <w:p>
                       <w:pPr>
                         <w:rPr>
-                          <w:sz w:val="26"/>
-                          <w:szCs w:val="26"/>
+                          <w:sz w:val="24"/>
+                          <w:szCs w:val="24"/>
                         </w:rPr>
                       </w:pPr>
                       <w:r>
                         <w:rPr>
-                          <w:sz w:val="26"/>
-                          <w:szCs w:val="26"/>
+                          <w:sz w:val="24"/>
+                          <w:szCs w:val="24"/>
                         </w:rPr>
                         <w:t>Department of Science and Technology</w:t>
                       </w:r>
@@ -1291,21 +1445,6 @@
     </w:p>
     <w:p>
       <w:pPr>
-        <w:pStyle w:val="BodyText"/>
-        <w:spacing w:line="276" w:lineRule="auto"/>
-        <w:ind w:right="2407"/>
-        <w:rPr>
-          <w:b/>
-          <w:bCs/>
-          <w:spacing w:val="-2"/>
-          <w:sz w:val="40"/>
-          <w:szCs w:val="40"/>
-          <w:u w:val="single"/>
-        </w:rPr>
-      </w:pPr>
-    </w:p>
-    <w:p>
-      <w:pPr>
         <w:spacing w:line="360" w:lineRule="auto"/>
         <w:ind w:left="5"/>
         <w:jc w:val="both"/>
@@ -1317,7 +1456,7 @@
     </w:p>
     <w:sectPr>
       <w:pgSz w:w="11906" w:h="16838" w:code="9"/>
-      <w:pgMar w:top="1820" w:right="1800" w:bottom="280" w:left="1440" w:header="720" w:footer="720" w:gutter="0"/>
+      <w:pgMar w:top="1440" w:right="1440" w:bottom="1440" w:left="2160" w:header="720" w:footer="720" w:gutter="0"/>
       <w:cols w:space="720"/>
       <w:docGrid w:linePitch="299"/>
     </w:sectPr>
